--- a/docs/projects/design1.docx
+++ b/docs/projects/design1.docx
@@ -23,7 +23,7 @@
         <w:pStyle w:val="Date"/>
       </w:pPr>
       <w:r>
-        <w:t xml:space="preserve">2024-09-01</w:t>
+        <w:t xml:space="preserve">2025-09-01</w:t>
       </w:r>
     </w:p>
     <w:bookmarkStart w:id="24" w:name="X6b68790c6863c10a2e1dbd68a25be78a91bce8b"/>
@@ -44,7 +44,7 @@
           <w:b/>
           <w:bCs/>
         </w:rPr>
-        <w:t xml:space="preserve">First draft (due 9/23 by 5pm):</w:t>
+        <w:t xml:space="preserve">First draft (due 9/22 by 5pm):</w:t>
       </w:r>
       <w:r>
         <w:t xml:space="preserve"> </w:t>
